--- a/docs/comercial/modelo-proposta-cliente-final.docx
+++ b/docs/comercial/modelo-proposta-cliente-final.docx
@@ -605,6 +605,265 @@
           <w:rFonts w:ascii="Calibri" w:hAnsi="Calibri"/>
         </w:rPr>
         <w:t xml:space="preserve"> O texto integral do capítulo 1.5, o Guia e o Manual do MTE disponíveis para consulta, com a fonte citada em cada resposta.</w:t>
+      </w:r>
+    </w:p>
+    <w:p>
+      <w:pPr>
+        <w:keepNext/>
+        <w:spacing w:before="240" w:after="120"/>
+      </w:pPr>
+      <w:r>
+        <w:rPr>
+          <w:rFonts w:ascii="Calibri" w:hAnsi="Calibri"/>
+          <w:b/>
+          <w:color w:val="A2570C"/>
+          <w:sz w:val="24"/>
+        </w:rPr>
+        <w:t>3.1 Por que isso é diferente do que costuma ser oferecido</w:t>
+      </w:r>
+    </w:p>
+    <w:p>
+      <w:r>
+        <w:rPr>
+          <w:rFonts w:ascii="Calibri" w:hAnsi="Calibri"/>
+          <w:b/>
+        </w:rPr>
+        <w:t>1. O setor que não alcançar o mínimo de respostas continua no relatório.</w:t>
+      </w:r>
+      <w:r>
+        <w:rPr>
+          <w:rFonts w:ascii="Calibri" w:hAnsi="Calibri"/>
+        </w:rPr>
+        <w:t xml:space="preserve"> Não como anexo, não omitido: entra no mesmo inventário como linha declarada insuficiente, dizendo qual portão barrou, qual o caminho, e que aquilo </w:t>
+      </w:r>
+      <w:r>
+        <w:rPr>
+          <w:rFonts w:ascii="Calibri" w:hAnsi="Calibri"/>
+          <w:b/>
+        </w:rPr>
+        <w:t>não</w:t>
+      </w:r>
+      <w:r>
+        <w:rPr>
+          <w:rFonts w:ascii="Calibri" w:hAnsi="Calibri"/>
+        </w:rPr>
+        <w:t xml:space="preserve"> significa ausência de risco. Relatório com um setor faltando afirma, pelo silêncio, que aquele setor está bem — e é a única conclusão que a falta de dado nunca autoriza.</w:t>
+      </w:r>
+    </w:p>
+    <w:p>
+      <w:r>
+        <w:rPr>
+          <w:rFonts w:ascii="Calibri" w:hAnsi="Calibri"/>
+          <w:b/>
+        </w:rPr>
+        <w:t>2. Quando a medida não funcionar, o relatório vai dizer.</w:t>
+      </w:r>
+      <w:r>
+        <w:rPr>
+          <w:rFonts w:ascii="Calibri" w:hAnsi="Calibri"/>
+        </w:rPr>
+        <w:t xml:space="preserve"> A eficácia é medida comparando cada setor contra a própria linha de base dele, e a classificação usa o limite conservador do intervalo. Se o resultado ficar dentro da margem de erro, o veredito é </w:t>
+      </w:r>
+      <w:r>
+        <w:rPr>
+          <w:rFonts w:ascii="Calibri" w:hAnsi="Calibri"/>
+          <w:i/>
+        </w:rPr>
+        <w:t>sem mudança</w:t>
+      </w:r>
+      <w:r>
+        <w:rPr>
+          <w:rFonts w:ascii="Calibri" w:hAnsi="Calibri"/>
+        </w:rPr>
+        <w:t xml:space="preserve"> — mesmo que a média tenha melhorado. Fornecedor que só reporta melhora não está medindo.</w:t>
+      </w:r>
+    </w:p>
+    <w:p>
+      <w:r>
+        <w:rPr>
+          <w:rFonts w:ascii="Calibri" w:hAnsi="Calibri"/>
+          <w:b/>
+        </w:rPr>
+        <w:t>3. Ninguém da sua empresa vê a resposta de uma pessoa.</w:t>
+      </w:r>
+      <w:r>
+        <w:rPr>
+          <w:rFonts w:ascii="Calibri" w:hAnsi="Calibri"/>
+        </w:rPr>
+        <w:t xml:space="preserve"> Não é uma permissão que alguém possa afrouxar: as tabelas de resposta individual não têm política de leitura, e a única saída do banco é uma função que já aplica os pisos de grupo. Podemos demonstrar ao vivo.</w:t>
+      </w:r>
+    </w:p>
+    <w:p>
+      <w:r>
+        <w:rPr>
+          <w:rFonts w:ascii="Calibri" w:hAnsi="Calibri"/>
+          <w:b/>
+        </w:rPr>
+        <w:t>4. Não entregamos nome de trabalhador — nem existe campo para ele.</w:t>
+      </w:r>
+      <w:r>
+        <w:rPr>
+          <w:rFonts w:ascii="Calibri" w:hAnsi="Calibri"/>
+        </w:rPr>
+        <w:t xml:space="preserve"> Você fornece a matrícula; o sistema guarda um código criptográfico dela, nunca o par entre o código e o link.</w:t>
+      </w:r>
+    </w:p>
+    <w:p>
+      <w:r>
+        <w:rPr>
+          <w:rFonts w:ascii="Calibri" w:hAnsi="Calibri"/>
+          <w:b/>
+        </w:rPr>
+        <w:t>5. O plano de ação não fecha pela metade.</w:t>
+      </w:r>
+      <w:r>
+        <w:rPr>
+          <w:rFonts w:ascii="Calibri" w:hAnsi="Calibri"/>
+        </w:rPr>
+        <w:t xml:space="preserve"> Cronograma, responsável, forma de acompanhamento e forma de aferição são exigidos em cada medida. Implementada a medida, a reavaliação do risco é marcada sozinha.</w:t>
+      </w:r>
+    </w:p>
+    <w:p>
+      <w:r>
+        <w:rPr>
+          <w:rFonts w:ascii="Calibri" w:hAnsi="Calibri"/>
+          <w:b/>
+        </w:rPr>
+        <w:t>6. O critério não muda depois do resultado.</w:t>
+      </w:r>
+      <w:r>
+        <w:rPr>
+          <w:rFonts w:ascii="Calibri" w:hAnsi="Calibri"/>
+        </w:rPr>
+        <w:t xml:space="preserve"> O documento de critérios de cada ciclo fica congelado com ele — e é a primeira coisa que uma perícia procura.</w:t>
+      </w:r>
+    </w:p>
+    <w:p>
+      <w:r>
+        <w:rPr>
+          <w:rFonts w:ascii="Calibri" w:hAnsi="Calibri"/>
+          <w:b/>
+        </w:rPr>
+        <w:t>7. Resposta vazia não conta.</w:t>
+      </w:r>
+      <w:r>
+        <w:rPr>
+          <w:rFonts w:ascii="Calibri" w:hAnsi="Calibri"/>
+        </w:rPr>
+        <w:t xml:space="preserve"> Só entra na conta quem respondeu ao menos metade das dimensões. Sem isso, a adesão vira número inflado e o retrato, ficção.</w:t>
+      </w:r>
+    </w:p>
+    <w:p>
+      <w:r>
+        <w:rPr>
+          <w:rFonts w:ascii="Calibri" w:hAnsi="Calibri"/>
+          <w:b/>
+        </w:rPr>
+        <w:t>8. Nada é divulgado enquanto a coleta está aberta.</w:t>
+      </w:r>
+      <w:r>
+        <w:rPr>
+          <w:rFonts w:ascii="Calibri" w:hAnsi="Calibri"/>
+        </w:rPr>
+        <w:t xml:space="preserve"> Não existe resultado parcial que pressione a comunicação interna a “melhorar o número” no meio do caminho.</w:t>
+      </w:r>
+    </w:p>
+    <w:p>
+      <w:r>
+        <w:rPr>
+          <w:rFonts w:ascii="Calibri" w:hAnsi="Calibri"/>
+          <w:b/>
+        </w:rPr>
+        <w:t>9. Toda campanha exige um canal de apoio declarado</w:t>
+      </w:r>
+      <w:r>
+        <w:rPr>
+          <w:rFonts w:ascii="Calibri" w:hAnsi="Calibri"/>
+        </w:rPr>
+        <w:t xml:space="preserve"> — o sistema recusa abrir a coleta sem ele. Perguntar sobre sofrimento sem dizer para onde ir é a falha que mais rápido destrói a participação no ciclo seguinte.</w:t>
+      </w:r>
+    </w:p>
+    <w:p>
+      <w:r>
+        <w:rPr>
+          <w:rFonts w:ascii="Calibri" w:hAnsi="Calibri"/>
+          <w:b/>
+        </w:rPr>
+        <w:t>10. Você opera o ciclo, não depende de nós a cada passo.</w:t>
+      </w:r>
+      <w:r>
+        <w:rPr>
+          <w:rFonts w:ascii="Calibri" w:hAnsi="Calibri"/>
+        </w:rPr>
+        <w:t xml:space="preserve"> Cadastro, campanha, convites, encerramento e documentos ficam na sua mão.</w:t>
+      </w:r>
+    </w:p>
+    <w:p>
+      <w:r>
+        <w:rPr>
+          <w:rFonts w:ascii="Calibri" w:hAnsi="Calibri"/>
+          <w:b/>
+        </w:rPr>
+        <w:t>11. Base de consulta incluída, sem cobrança adicional.</w:t>
+      </w:r>
+      <w:r>
+        <w:rPr>
+          <w:rFonts w:ascii="Calibri" w:hAnsi="Calibri"/>
+        </w:rPr>
+        <w:t xml:space="preserve"> O FROID Explica NR-1 responde sobre a norma, o contrato e a operação, citando a fonte — inclusive as perguntas que o trabalhador faz, com a resposta pronta para o RH repassar.</w:t>
+      </w:r>
+    </w:p>
+    <w:p>
+      <w:r>
+        <w:rPr>
+          <w:rFonts w:ascii="Calibri" w:hAnsi="Calibri"/>
+          <w:b/>
+        </w:rPr>
+        <w:t>12. O preço não tem degraus.</w:t>
+      </w:r>
+      <w:r>
+        <w:rPr>
+          <w:rFonts w:ascii="Calibri" w:hAnsi="Calibri"/>
+        </w:rPr>
+        <w:t xml:space="preserve"> As faixas são cumulativas, como tarifa: crescer de 300 para 301 trabalhadores não muda de plano nem reprecifica o contrato.</w:t>
+      </w:r>
+    </w:p>
+    <w:p>
+      <w:r>
+        <w:rPr>
+          <w:rFonts w:ascii="Calibri" w:hAnsi="Calibri"/>
+          <w:b/>
+        </w:rPr>
+        <w:t>13. A ressalva vem antes do contrato, não depois da coleta.</w:t>
+      </w:r>
+      <w:r>
+        <w:rPr>
+          <w:rFonts w:ascii="Calibri" w:hAnsi="Calibri"/>
+        </w:rPr>
+        <w:t xml:space="preserve"> Se pelo porte da sua empresa algum recorte não puder publicar, isso está dito nesta proposta — no item 5 — e não descoberto no fim do ciclo com o valor já pago.</w:t>
+      </w:r>
+    </w:p>
+    <w:p>
+      <w:pPr>
+        <w:spacing w:before="160" w:after="200"/>
+        <w:ind w:left="340"/>
+      </w:pPr>
+      <w:r>
+        <w:rPr>
+          <w:rFonts w:ascii="Calibri" w:hAnsi="Calibri"/>
+          <w:b/>
+          <w:color w:val="A2570C"/>
+          <w:sz w:val="20"/>
+        </w:rPr>
+        <w:t>Como comparar.</w:t>
+      </w:r>
+      <w:r>
+        <w:rPr>
+          <w:rFonts w:ascii="Calibri" w:hAnsi="Calibri"/>
+          <w:color w:val="A2570C"/>
+          <w:sz w:val="20"/>
+        </w:rPr>
+        <w:t xml:space="preserve"> Publicamos em froid.com.br/empresas#perguntas-fornecedor cinco perguntas de resposta difícil, com a nossa resposta ao lado. Faça-as a todos os fornecedores que aparecerem, inclusive a nós.</w:t>
       </w:r>
     </w:p>
     <w:p>

--- a/docs/comercial/modelo-proposta-cliente-final.docx
+++ b/docs/comercial/modelo-proposta-cliente-final.docx
@@ -57,7 +57,7 @@
         <w:rPr>
           <w:rFonts w:ascii="Calibri" w:hAnsi="Calibri"/>
         </w:rPr>
-        <w:t xml:space="preserve"> TATICCA Auditores Independentes, com a plataforma FROID NR-1</w:t>
+        <w:t xml:space="preserve"> TATICCA Auditores Independentes, com a plataforma FROID Psicossocial</w:t>
       </w:r>
     </w:p>
     <w:p>
@@ -545,6 +545,138 @@
           <w:rFonts w:ascii="Calibri" w:hAnsi="Calibri"/>
         </w:rPr>
         <w:t xml:space="preserve"> Questionário psicossocial com 13 dimensões ancoradas nos perigos do Guia MTE 2025 e na ISO 45003:2021 — 39 itens, cerca de 7 minutos. Convites individuais anônimos, canal de apoio ao trabalhador obrigatório e aviso de finalidade com base legal declarada.</w:t>
+      </w:r>
+    </w:p>
+    <w:p>
+      <w:pPr>
+        <w:keepNext/>
+        <w:spacing w:before="240" w:after="120"/>
+      </w:pPr>
+      <w:r>
+        <w:rPr>
+          <w:rFonts w:ascii="Calibri" w:hAnsi="Calibri"/>
+          <w:b/>
+          <w:color w:val="A2570C"/>
+          <w:sz w:val="24"/>
+        </w:rPr>
+        <w:t>O lastro do instrumento, e por que isso é perguntado em perícia</w:t>
+      </w:r>
+    </w:p>
+    <w:p>
+      <w:r>
+        <w:rPr>
+          <w:rFonts w:ascii="Calibri" w:hAnsi="Calibri"/>
+        </w:rPr>
+        <w:t xml:space="preserve">O Guia de Fatores de Riscos Psicossociais do Ministério do Trabalho e Emprego declara que </w:t>
+      </w:r>
+      <w:r>
+        <w:rPr>
+          <w:rFonts w:ascii="Calibri" w:hAnsi="Calibri"/>
+          <w:b/>
+        </w:rPr>
+        <w:t>o MTE não define nem sugere metodologia</w:t>
+      </w:r>
+      <w:r>
+        <w:rPr>
+          <w:rFonts w:ascii="Calibri" w:hAnsi="Calibri"/>
+        </w:rPr>
+        <w:t xml:space="preserve"> — a escolha da ferramenta é da organização. E estabelece duas condições para essa escolha: a ferramenta precisa ser adequada ao risco em avaliação, pelo subitem 1.5.4.4.2.1 da NR-1, e precisa estar cientificamente fundamentada, isto é, ter </w:t>
+      </w:r>
+      <w:r>
+        <w:rPr>
+          <w:rFonts w:ascii="Calibri" w:hAnsi="Calibri"/>
+          <w:i/>
+        </w:rPr>
+        <w:t>"estudo científico ou um órgão ou instituição de SST, nacional ou internacional, que lhe dê embasamento e suporte"</w:t>
+      </w:r>
+      <w:r>
+        <w:rPr>
+          <w:rFonts w:ascii="Calibri" w:hAnsi="Calibri"/>
+        </w:rPr>
+        <w:t>.</w:t>
+      </w:r>
+    </w:p>
+    <w:p>
+      <w:r>
+        <w:rPr>
+          <w:rFonts w:ascii="Calibri" w:hAnsi="Calibri"/>
+        </w:rPr>
+        <w:t xml:space="preserve">Numa fiscalização ou numa perícia, portanto, a pergunta não será </w:t>
+      </w:r>
+      <w:r>
+        <w:rPr>
+          <w:rFonts w:ascii="Calibri" w:hAnsi="Calibri"/>
+          <w:i/>
+        </w:rPr>
+        <w:t>"vocês usaram uma ferramenta?"</w:t>
+      </w:r>
+      <w:r>
+        <w:rPr>
+          <w:rFonts w:ascii="Calibri" w:hAnsi="Calibri"/>
+        </w:rPr>
+        <w:t xml:space="preserve">. Será </w:t>
+      </w:r>
+      <w:r>
+        <w:rPr>
+          <w:rFonts w:ascii="Calibri" w:hAnsi="Calibri"/>
+          <w:b/>
+        </w:rPr>
+        <w:t>"com base em quê vocês escolheram essa ferramenta?"</w:t>
+      </w:r>
+      <w:r>
+        <w:rPr>
+          <w:rFonts w:ascii="Calibri" w:hAnsi="Calibri"/>
+        </w:rPr>
+        <w:t xml:space="preserve"> — e o critério está publicado, o que significa que o auditor fiscal já o tem em mãos.</w:t>
+      </w:r>
+    </w:p>
+    <w:p>
+      <w:r>
+        <w:rPr>
+          <w:rFonts w:ascii="Calibri" w:hAnsi="Calibri"/>
+        </w:rPr>
+        <w:t xml:space="preserve">O instrumento do FROID Psicossocial é ancorado na </w:t>
+      </w:r>
+      <w:r>
+        <w:rPr>
+          <w:rFonts w:ascii="Calibri" w:hAnsi="Calibri"/>
+          <w:b/>
+        </w:rPr>
+        <w:t>ISO 45003:2021</w:t>
+      </w:r>
+      <w:r>
+        <w:rPr>
+          <w:rFonts w:ascii="Calibri" w:hAnsi="Calibri"/>
+        </w:rPr>
+        <w:t>, primeira norma internacional dedicada à gestão de riscos psicossociais, que o próprio Guia do MTE cita três vezes — duas no corpo e uma na bibliografia formal. É o lastro que o critério exige, e é verificável.</w:t>
+      </w:r>
+    </w:p>
+    <w:p>
+      <w:r>
+        <w:rPr>
+          <w:rFonts w:ascii="Calibri" w:hAnsi="Calibri"/>
+          <w:i/>
+        </w:rPr>
+        <w:t>Ressalva que fazemos por princípio:</w:t>
+      </w:r>
+      <w:r>
+        <w:rPr>
+          <w:rFonts w:ascii="Calibri" w:hAnsi="Calibri"/>
+        </w:rPr>
+        <w:t xml:space="preserve"> a ISO 45003 é norma de </w:t>
+      </w:r>
+      <w:r>
+        <w:rPr>
+          <w:rFonts w:ascii="Calibri" w:hAnsi="Calibri"/>
+          <w:b/>
+        </w:rPr>
+        <w:t>diretrizes</w:t>
+      </w:r>
+      <w:r>
+        <w:rPr>
+          <w:rFonts w:ascii="Calibri" w:hAnsi="Calibri"/>
+        </w:rPr>
+        <w:t>, não de requisitos. Não comporta certificação acreditada, e não somos certificados nela — ninguém é. Estar ancorado nela significa que o instrumento se apoia no referencial internacional que o regulador brasileiro reconhece, não que exista selo.</w:t>
       </w:r>
     </w:p>
     <w:p>
@@ -3666,7 +3798,7 @@
         <w:rPr>
           <w:rFonts w:ascii="Calibri" w:hAnsi="Calibri"/>
         </w:rPr>
-        <w:t xml:space="preserve"> Plataforma FROID NR-1 · froid@froid.com.br</w:t>
+        <w:t xml:space="preserve"> Plataforma FROID Psicossocial · froid@froid.com.br</w:t>
       </w:r>
     </w:p>
     <w:sectPr>
